--- a/ky/discovery-articles/4.18 Ооз аркылуу регидратациялоо.docx
+++ b/ky/discovery-articles/4.18 Ооз аркылуу регидратациялоо.docx
@@ -4,580 +4,386 @@
   <w:body>
     <w:p>
       <w:pPr>
-        <w:keepNext/>
-        <w:spacing w:before="280" w:after="120"/>
+        <w:pStyle w:val="Title"/>
+        <w:widowControl/>
       </w:pPr>
       <w:r>
-        <w:rPr>
-          <w:rFonts w:ascii="Calibri" w:hAnsi="Calibri" w:eastAsia="Calibri"/>
-          <w:b/>
-          <w:i w:val="0"/>
-          <w:color w:val="004E8C"/>
-          <w:sz w:val="44"/>
-        </w:rPr>
-        <w:t>4.18 Ооз аркылуу регидратациялоо</w:t>
-      </w:r>
-    </w:p>
-    <w:p>
-      <w:pPr>
-        <w:spacing w:after="80"/>
-      </w:pPr>
-      <w:r>
-        <w:rPr>
-          <w:rFonts w:ascii="Calibri" w:hAnsi="Calibri" w:eastAsia="Calibri"/>
-          <w:b w:val="0"/>
-          <w:i/>
-          <w:color w:val="505050"/>
-          <w:sz w:val="22"/>
-        </w:rPr>
-        <w:t>4. Медицина, биология жана коомдук саламаттык</w:t>
-      </w:r>
-    </w:p>
-    <w:p>
-      <w:pPr>
-        <w:spacing w:after="200"/>
-      </w:pPr>
-      <w:r>
-        <w:rPr>
-          <w:rFonts w:ascii="Calibri" w:hAnsi="Calibri" w:eastAsia="Calibri"/>
-          <w:b w:val="0"/>
-          <w:i/>
-          <w:sz w:val="22"/>
-        </w:rPr>
-        <w:t>Мезгил: 1960–1970-жылдардагы клиникалык далилдер; 1970-жылдардын аягынан WHO жана UNICEF аркылуу дүйнөгө жайылышы | Негизги өкүлдөр: Түштүк Азиядагы холера изилдөөчүлөрү; Дилип Махаланабис; WHO жана UNICEF программалары; глюкоза менен натрийдин сиңиши боюнча мурдагы физиологиялык иштер</w:t>
-      </w:r>
-    </w:p>
-    <w:p>
-      <w:pPr>
-        <w:spacing w:after="160" w:line="276" w:lineRule="auto"/>
-      </w:pPr>
-      <w:r>
-        <w:rPr>
-          <w:rFonts w:ascii="Calibri" w:hAnsi="Calibri" w:eastAsia="Calibri"/>
-          <w:b w:val="0"/>
-          <w:i w:val="0"/>
-          <w:sz w:val="22"/>
-        </w:rPr>
-        <w:t>Ооз аркылуу регидратациялоо терапиясында ич өткөктөн жоголгон суюктук өлчөнгөн туз-кант эритмеси менен толукталат. Даяр порошок жана таза суу тамырга дары куюу жетишсиз аймактарда миллиондогон баланын өмүрүн сактады.</w:t>
+        <w:t xml:space="preserve">4.18 Ооз аркылуу суусун калыбына келтирүү</w:t>
       </w:r>
     </w:p>
     <w:p>
       <w:pPr>
         <w:keepNext/>
-        <w:spacing w:before="240" w:after="120"/>
+        <w:widowControl/>
       </w:pPr>
       <w:r>
         <w:rPr>
-          <w:rFonts w:ascii="Calibri" w:hAnsi="Calibri" w:eastAsia="Calibri"/>
-          <w:b/>
-          <w:i w:val="0"/>
-          <w:color w:val="004E8C"/>
-          <w:sz w:val="28"/>
+          <w:sz w:val="20"/>
         </w:rPr>
-        <w:t>Негизги фактылар</w:t>
+        <w:t xml:space="preserve">4. Медицина, биология жана коомдук саламаттык</w:t>
+      </w:r>
+    </w:p>
+    <w:p>
+      <w:pPr>
+        <w:keepNext/>
+        <w:widowControl/>
+      </w:pPr>
+      <w:r>
+        <w:rPr>
+          <w:sz w:val="20"/>
+        </w:rPr>
+        <w:t xml:space="preserve">Мезгил: болжол менен 1960–1970-жылдар (клиникалык далил); 1970-жылдардын аягынан ВОЗ менен ЮНИСЕФтин дүйнөлүк жайылтуусу | Негизги катышуучулар: Түштүк Азиядагы холера дарыгерлери; Дилип Махаланабис; глюкоза–натрий сиңирүүсүн изилдеген физиологдор</w:t>
+      </w:r>
+    </w:p>
+    <w:p>
+      <w:pPr>
+        <w:widowControl/>
+      </w:pPr>
+      <w:r>
+        <w:t xml:space="preserve">Ич өткөктө жоголгон суу менен тузду калыбына келтирүү үчүн так чендеги туз-кант эритмеси ичилет. Тамырга суюктук куюлбаган жерде пакеттеги күкүм жана таза суу миллиондогон баланы аман алып калган.</w:t>
+      </w:r>
+    </w:p>
+    <w:p>
+      <w:pPr>
+        <w:pStyle w:val="Heading1"/>
+        <w:widowControl/>
+      </w:pPr>
+      <w:r>
+        <w:t xml:space="preserve">Негизги маалыматтар</w:t>
       </w:r>
     </w:p>
     <w:p>
       <w:pPr>
         <w:pStyle w:val="ListBullet"/>
+        <w:widowControl/>
       </w:pPr>
       <w:r>
-        <w:rPr>
-          <w:rFonts w:ascii="Calibri" w:hAnsi="Calibri" w:eastAsia="Calibri"/>
-          <w:b w:val="0"/>
-          <w:i w:val="0"/>
-          <w:sz w:val="22"/>
-        </w:rPr>
-        <w:t>Бул ыкмада глюкоза ич өткөк учурунда да ичегинин натрий менен сууну сиңиришине жардам берет</w:t>
+        <w:t xml:space="preserve">Глюкоза ич өткөктө да ичегинин натрийди жана сууну сиңиришине жардам берет.</w:t>
       </w:r>
     </w:p>
     <w:p>
       <w:pPr>
         <w:pStyle w:val="ListBullet"/>
+        <w:widowControl/>
       </w:pPr>
       <w:r>
-        <w:rPr>
-          <w:rFonts w:ascii="Calibri" w:hAnsi="Calibri" w:eastAsia="Calibri"/>
-          <w:b w:val="0"/>
-          <w:i w:val="0"/>
-          <w:sz w:val="22"/>
-        </w:rPr>
-        <w:t>WHO жана UNICEF алдын ала өлчөнгөн оозеки регидратация туздарын дүйнө жүзүнө жайылткан</w:t>
+        <w:t xml:space="preserve">ВОЗ менен ЮНИСЕФ алдын ала ченелип пакеттелген туздарды дүйнөгө тараткан.</w:t>
       </w:r>
     </w:p>
     <w:p>
       <w:pPr>
         <w:pStyle w:val="ListBullet"/>
+        <w:widowControl/>
       </w:pPr>
       <w:r>
-        <w:rPr>
-          <w:rFonts w:ascii="Calibri" w:hAnsi="Calibri" w:eastAsia="Calibri"/>
-          <w:b w:val="0"/>
-          <w:i w:val="0"/>
-          <w:sz w:val="22"/>
-        </w:rPr>
-        <w:t>Туура берилсе, ал курч суюк ич өткөккө кабылган бейтаптардын көпчүлүгүндө суусузданууну токтото алат</w:t>
+        <w:t xml:space="preserve">Туура аралаштырылса, курч суулуу ич өткөктө суусузданууну көп учурда кетирет.</w:t>
       </w:r>
     </w:p>
     <w:p>
       <w:pPr>
         <w:pStyle w:val="ListBullet"/>
+        <w:widowControl/>
       </w:pPr>
       <w:r>
-        <w:rPr>
-          <w:rFonts w:ascii="Calibri" w:hAnsi="Calibri" w:eastAsia="Calibri"/>
-          <w:b w:val="0"/>
-          <w:i w:val="0"/>
-          <w:sz w:val="22"/>
-        </w:rPr>
-        <w:t>Кант, туз жана таза суудан үйдө даярдалган аралашма өзгөчө учурда таанылган алмаштыруучу каражат болуп саналат</w:t>
+        <w:t xml:space="preserve">Үйдө кант, туз жана таза суу менен жасалган аралашма өзгөчө кырдаалда таанылган алмаштыргыч.</w:t>
       </w:r>
     </w:p>
     <w:p>
       <w:pPr>
         <w:pStyle w:val="ListBullet"/>
+        <w:widowControl/>
       </w:pPr>
       <w:r>
-        <w:rPr>
-          <w:rFonts w:ascii="Calibri" w:hAnsi="Calibri" w:eastAsia="Calibri"/>
-          <w:b w:val="0"/>
-          <w:i w:val="0"/>
-          <w:sz w:val="22"/>
-        </w:rPr>
-        <w:t>Ооз аркылуу регидратациялоо XX кылымдагы эң арзан жана натыйжалуу коомдук саламаттык чараларынын катарына кирет</w:t>
+        <w:t xml:space="preserve">Бул XX кылымдагы эң арзан, эң натыйжалуу саламаттык чараларынын бири.</w:t>
       </w:r>
     </w:p>
     <w:p>
       <w:pPr>
-        <w:keepNext/>
-        <w:spacing w:before="240" w:after="120"/>
+        <w:pStyle w:val="Heading1"/>
+        <w:widowControl/>
       </w:pPr>
       <w:r>
-        <w:rPr>
-          <w:rFonts w:ascii="Calibri" w:hAnsi="Calibri" w:eastAsia="Calibri"/>
-          <w:b/>
-          <w:i w:val="0"/>
-          <w:color w:val="004E8C"/>
-          <w:sz w:val="28"/>
-        </w:rPr>
-        <w:t>Бул эмне</w:t>
+        <w:t xml:space="preserve">Бул эмне</w:t>
       </w:r>
     </w:p>
     <w:p>
       <w:pPr>
-        <w:spacing w:after="160" w:line="276" w:lineRule="auto"/>
+        <w:widowControl/>
       </w:pPr>
       <w:r>
-        <w:rPr>
-          <w:rFonts w:ascii="Calibri" w:hAnsi="Calibri" w:eastAsia="Calibri"/>
-          <w:b w:val="0"/>
-          <w:i w:val="0"/>
-          <w:sz w:val="22"/>
-        </w:rPr>
-        <w:t>Ооз аркылуу регидратациялоо терапиясы ич өткөктөн болгон суусузданууну таза сууга туз менен канттын өлчөнгөн аралашмасын кошуп ичирүү аркылуу дарылайт. Ичеги сезгенгенде да глюкоза ичке ичегиге натрийди, аны менен кошо сууну сиңирүүгө жардам берет. Бул антибиотик эмес; организм жоготуп жаткан суюктукту толуктайт. Оозеки регидратация туздарынын даяр пакеттери аралашманын курамын так сактайт. Жөнөкөй айтканда, бул суусузданууга каршы жөнөкөй, бирок натыйжалуу эритме.</w:t>
+        <w:t xml:space="preserve">Ооз аркылуу суусун калыбына келтирүү — таза сууга ченелген туз менен кантты аралаштырып ичүү. Глюкоза ичке ичегинин натрийди, аны менен сууну да, сиңиришине жардам берет; ичеги сезгенгенде да бул жол иштейт. Эритме антибиотик эмес: дене жоготконун кайтарат. Стандарт пакет курамын туруктуу кармайт. Бул ичимдик өлүмгө алып келүүчү суу жоготууга каршы дененин өз сиңирүү жолун пайдаланат.</w:t>
       </w:r>
     </w:p>
     <w:p>
       <w:pPr>
-        <w:keepNext/>
-        <w:spacing w:before="240" w:after="120"/>
+        <w:pStyle w:val="Heading1"/>
+        <w:widowControl/>
       </w:pPr>
       <w:r>
-        <w:rPr>
-          <w:rFonts w:ascii="Calibri" w:hAnsi="Calibri" w:eastAsia="Calibri"/>
-          <w:b/>
-          <w:i w:val="0"/>
-          <w:color w:val="004E8C"/>
-          <w:sz w:val="28"/>
-        </w:rPr>
-        <w:t>Аны ким ачкан же ойлоп тапкан</w:t>
+        <w:t xml:space="preserve">Ким ойлоп тапкан</w:t>
       </w:r>
     </w:p>
     <w:p>
       <w:pPr>
-        <w:spacing w:after="160" w:line="276" w:lineRule="auto"/>
+        <w:widowControl/>
       </w:pPr>
       <w:r>
-        <w:rPr>
-          <w:rFonts w:ascii="Calibri" w:hAnsi="Calibri" w:eastAsia="Calibri"/>
-          <w:b w:val="0"/>
-          <w:i w:val="0"/>
-          <w:sz w:val="22"/>
-        </w:rPr>
-        <w:t>Физиологдор глюкоза менен натрий ичегиде бир ташуу жолу аркылуу сиңерин көрсөткөн. Түштүк Азияда холераны дарылоо боюнча клиникалык топтор оозеки эритме көптөгөн бейтапка тамырга куюлуучу суюктуктун ордун басарын далилдешкен. Дилип Махаланабис жана кесиптештери ыкма качкындар кризисинде да иштей турганын көрсөттү. WHO менен UNICEF пакеттерди жана окутууну дүйнөлүк программага айландырды. Бул идея бир патентке эмес, далилге жана уюштурууга таандык.</w:t>
+        <w:t xml:space="preserve">Физиологдор глюкоза менен натрий ичегиде бир ташуучу аркылуу өтөрүн көрсөткөн. Түштүк Азияда холераны дарылаган топтор ооздон берилген эритме көп бейтапта тамыр аркылуу куюлган суюктуктун ордун баса аларын далилдеген. Дилип Махаланабис жана кесиптештери ыкма качкын кризисинде иштегенин көрсөткөн. ВОЗ менен ЮНИСЕФ пакетти жана үйрөтүүнү дүйнөлүк программа кылышкан. Идея патентке эмес, далилге жана уюштурууга таянат.</w:t>
       </w:r>
     </w:p>
     <w:p>
       <w:pPr>
-        <w:keepNext/>
-        <w:spacing w:before="240" w:after="120"/>
+        <w:pStyle w:val="Heading1"/>
+        <w:widowControl/>
       </w:pPr>
       <w:r>
-        <w:rPr>
-          <w:rFonts w:ascii="Calibri" w:hAnsi="Calibri" w:eastAsia="Calibri"/>
-          <w:b/>
-          <w:i w:val="0"/>
-          <w:color w:val="004E8C"/>
-          <w:sz w:val="28"/>
-        </w:rPr>
-        <w:t>Качан жана кантип пайда болгон</w:t>
+        <w:t xml:space="preserve">Качан жана кантип пайда болгон</w:t>
       </w:r>
     </w:p>
     <w:p>
       <w:pPr>
-        <w:spacing w:after="160" w:line="276" w:lineRule="auto"/>
+        <w:widowControl/>
       </w:pPr>
       <w:r>
-        <w:rPr>
-          <w:rFonts w:ascii="Calibri" w:hAnsi="Calibri" w:eastAsia="Calibri"/>
-          <w:b w:val="0"/>
-          <w:i w:val="0"/>
-          <w:sz w:val="22"/>
-        </w:rPr>
-        <w:t>1960-жылдардагы лабораториялык жана палатадагы изилдөөлөр сиңирүү механизмин тактады. 1970-жылдардагы эпидемия жана согуш шарттары медайым менен тамчылатма жетишсиз жерде да ыкма иштей турганын көрсөткөн. 1978-жылдан тартып WHO аны ич өткөккө каршы негизги стратегиялардын катарына кошту. Улуттук программалар үй-бүлөлөргө эритмени туура даярдап, эрте берүүнү үйрөттү. Кийинки аралашмалардын осмолярдуулугу төмөндөтүлүп, натыйжасы жакшырды.</w:t>
+        <w:t xml:space="preserve">1960-жылдардагы палата жана лаборатория иштери сиңирүүнү тактаган. 1970-жылдардагы эпидемия менен согуш шарты тамыр жолу жана медайым аз болгондо да ыкма иштей турганын көрсөткөн. 1978-жылдан ВОЗ аны ич өткөк стратегиясына киргизген. Улуттук программалар багуучуларга эритмени туура аралаштырууну үйрөткөн. Кийинки курамдарда суюгураак эритме жыйынтыкты жакшырткан.</w:t>
       </w:r>
     </w:p>
     <w:p>
       <w:pPr>
-        <w:keepNext/>
-        <w:spacing w:before="240" w:after="120"/>
+        <w:pStyle w:val="Heading1"/>
+        <w:widowControl/>
       </w:pPr>
       <w:r>
-        <w:rPr>
-          <w:rFonts w:ascii="Calibri" w:hAnsi="Calibri" w:eastAsia="Calibri"/>
-          <w:b/>
-          <w:i w:val="0"/>
-          <w:color w:val="004E8C"/>
-          <w:sz w:val="28"/>
-        </w:rPr>
-        <w:t>Илимий жактан мааниси</w:t>
+        <w:t xml:space="preserve">Илим үчүн мааниси</w:t>
       </w:r>
     </w:p>
     <w:p>
       <w:pPr>
-        <w:spacing w:after="160" w:line="276" w:lineRule="auto"/>
+        <w:widowControl/>
       </w:pPr>
       <w:r>
-        <w:rPr>
-          <w:rFonts w:ascii="Calibri" w:hAnsi="Calibri" w:eastAsia="Calibri"/>
-          <w:b w:val="0"/>
-          <w:i w:val="0"/>
-          <w:sz w:val="22"/>
-        </w:rPr>
-        <w:t>Оозеки регидратациялоо — мембрана аркылуу ташуунун иш жүзүндөгү көрүнүшү: глюкозанын сиңиши натрий менен сууну сактап калууга байланышат. Ал физиологиянын оорукана палатасында да, качкындар лагеринде да пайдалуу экенин далилдеди. Беш жашка чейинки канча баланын өлүмү алдын алынганы жана канча пакет таратылганы молекулалык түшүнүк дүйнөлүк масштабга жете аларын көрсөткөн далилге айланды. Өмүрдү жогорку технологиялуу оорукана гана сактабайт. Бир ууртам сууда глюкоза менен натрийди чогуу ташуучу белоктун иши камтылышы мүмкүн.</w:t>
+        <w:t xml:space="preserve">Бул — клетка кабыкчасындагы бирге ташуунун практикалык колдонулушу: глюкозаны кабыл алуу натрий менен суунун кайтышына кошулат. Физиология ооруканада да, лагерде да иштей аларын көрсөткөн. Алдын алынган балдардын өлүмү молекулалык билимдин кеңири масштабда иштегенин далилдеген. Өмүрдү сактоо үчүн ар дайым жогорку технологиялуу оорукана керек эмес.</w:t>
       </w:r>
     </w:p>
     <w:p>
       <w:pPr>
-        <w:keepNext/>
-        <w:spacing w:before="240" w:after="120"/>
+        <w:pStyle w:val="Heading1"/>
+        <w:widowControl/>
       </w:pPr>
       <w:r>
-        <w:rPr>
-          <w:rFonts w:ascii="Calibri" w:hAnsi="Calibri" w:eastAsia="Calibri"/>
-          <w:b/>
-          <w:i w:val="0"/>
-          <w:color w:val="004E8C"/>
-          <w:sz w:val="28"/>
-        </w:rPr>
-        <w:t>Кийинки өнүгүүлөргө тийгизген таасири</w:t>
+        <w:t xml:space="preserve">Кийинки өнүгүүгө таасири</w:t>
       </w:r>
     </w:p>
     <w:p>
       <w:pPr>
-        <w:spacing w:after="160" w:line="276" w:lineRule="auto"/>
+        <w:widowControl/>
       </w:pPr>
       <w:r>
-        <w:rPr>
-          <w:rFonts w:ascii="Calibri" w:hAnsi="Calibri" w:eastAsia="Calibri"/>
-          <w:b w:val="0"/>
-          <w:i w:val="0"/>
-          <w:sz w:val="22"/>
-        </w:rPr>
-        <w:t>Ич өткөктү дарылоо көрсөтмөлөрү регидратацияны биринчи орунга, антибиотикти зарыл болгондо гана экинчи орунга коёт. Цинк кошумчалары жана ротавирус вакциналары балдардын өмүрүн сактоо боюнча ошол эле максатты толуктайт. Суу ташкыны же качкындар лагери үчүн өзгөчө топтомдордо оозеки регидратация туздары негизги орунда турат. Үй-бүлөлөргө пакетти туура аралаштырууну үйрөтүү медициналык билим берүүнү кеңейтти. Кийинки жардам программалары да ушундай принципти колдонду: арзан, үйрөтүүгө оңой жана биологияга негизделген чечим.</w:t>
+        <w:t xml:space="preserve">Ич өткөк боюнча көрсөтмөлөр адегенде ооз аркылуу суюктукту, антибиотикти керек болгондо сунуштайт. Цинк жана ротавирус вакцинасы ошол эле максатты толуктайт. Суу ташкыны жана лагер топтомдорунда туз пакеттери дагы эле негизги. Кийинки жардам программалары ошол эле логиканы алган: арзан, үйрөтүлө турган биологиялык чечим.</w:t>
       </w:r>
     </w:p>
     <w:p>
       <w:pPr>
-        <w:keepNext/>
-        <w:spacing w:before="240" w:after="120"/>
+        <w:pStyle w:val="Heading1"/>
+        <w:widowControl/>
       </w:pPr>
       <w:r>
-        <w:rPr>
-          <w:rFonts w:ascii="Calibri" w:hAnsi="Calibri" w:eastAsia="Calibri"/>
-          <w:b/>
-          <w:i w:val="0"/>
-          <w:color w:val="004E8C"/>
-          <w:sz w:val="28"/>
-        </w:rPr>
-        <w:t>Адамдардын жашоосун кантип өзгөрткөн</w:t>
+        <w:t xml:space="preserve">Адамдардын жашоосун кантип өзгөрткөн</w:t>
       </w:r>
     </w:p>
     <w:p>
       <w:pPr>
-        <w:spacing w:after="160" w:line="276" w:lineRule="auto"/>
+        <w:widowControl/>
       </w:pPr>
       <w:r>
-        <w:rPr>
-          <w:rFonts w:ascii="Calibri" w:hAnsi="Calibri" w:eastAsia="Calibri"/>
-          <w:b w:val="0"/>
-          <w:i w:val="0"/>
-          <w:sz w:val="22"/>
-        </w:rPr>
-        <w:t>Баланы караган адамдын колунда туз, кант жана түшүнүктүү көрсөтмө болгону үчүн, суусуздануудан өлүшү мүмкүн болгон сансыз бала аман калды. Тамырга суюктук куюучу орундар эң оор бейтаптарга сакталды. Ич өткөк дагы эле кооптуу бойдон калганы менен үй-бүлөлөрдө алгачкы жардамдын натыйжалуу жолу пайда болду. Таза суу же даяр пакет жок жерде жеткиликтүүлүк дагы эле көйгөй. Ошентсе да бул ыкма балдардын өмүрүн сактаган көзгө көп уруна бербеген революциялардын катарында вакцина менен тең турат.</w:t>
+        <w:t xml:space="preserve">Суусуздануудан өлө турган сансыз бала аны багып жаткан адамдын колунда туз, кант жана так көрсөтмө болгондуктан аман калган. Тамыр жолу эң оор учурларга калтырылган. Ич өткөк коркунучтуу бойдон калды, бирок үй-бүлөлөр алгачкы жардамга ээ болду. Таза суу же пакет жок жерде жеткиликтүүлүк көйгөйү турат. Ошентсе да ооз аркылуу суусун калыбына келтирүү балдардын аман калышында эмдөө менен катар тынч төңкөрүштөрдүн бири.</w:t>
       </w:r>
     </w:p>
     <w:p>
       <w:pPr>
-        <w:keepNext/>
-        <w:spacing w:before="240" w:after="120"/>
+        <w:pStyle w:val="Heading1"/>
+        <w:widowControl/>
       </w:pPr>
       <w:r>
-        <w:rPr>
-          <w:rFonts w:ascii="Calibri" w:hAnsi="Calibri" w:eastAsia="Calibri"/>
-          <w:b/>
-          <w:i w:val="0"/>
-          <w:color w:val="004E8C"/>
-          <w:sz w:val="28"/>
-        </w:rPr>
-        <w:t>Булактар жана шилтемелер</w:t>
+        <w:t>Булактар жана кошумча окуу</w:t>
       </w:r>
     </w:p>
     <w:p>
       <w:pPr>
-        <w:keepNext/>
-        <w:spacing w:before="240" w:after="120"/>
+        <w:pStyle w:val="Heading2"/>
+        <w:widowControl/>
       </w:pPr>
       <w:r>
         <w:rPr>
-          <w:rFonts w:ascii="Calibri" w:hAnsi="Calibri" w:eastAsia="Calibri"/>
-          <w:b/>
-          <w:i w:val="0"/>
-          <w:color w:val="004E8C"/>
-          <w:sz w:val="24"/>
+          <w:sz w:val="20"/>
         </w:rPr>
-        <w:t>A. Китептер жана негизги илимий эмгектер</w:t>
+        <w:t>Китептер жана негизги илимий эмгектер</w:t>
       </w:r>
     </w:p>
     <w:p>
       <w:pPr>
-        <w:spacing w:after="80"/>
-        <w:ind w:left="360"/>
+        <w:widowControl/>
       </w:pPr>
       <w:r>
         <w:rPr>
-          <w:rFonts w:ascii="Calibri" w:hAnsi="Calibri" w:eastAsia="Calibri"/>
-          <w:b w:val="0"/>
-          <w:i w:val="0"/>
-          <w:sz w:val="22"/>
+          <w:sz w:val="20"/>
         </w:rPr>
-        <w:t>1. Ruxin, Joshua N. «Magical Bullet: The History of Oral Rehydration Therapy». Medical History 38, no. 4 (1994): 363–397.</w:t>
+        <w:t>1. Ruxin, Joshua N. 'Magical Bullet: The History of Oral Rehydration Therapy.' Medical History 38, no. 4 (1994): 363–397.</w:t>
       </w:r>
     </w:p>
     <w:p>
       <w:pPr>
-        <w:keepNext/>
-        <w:spacing w:before="240" w:after="120"/>
+        <w:pStyle w:val="Heading2"/>
+        <w:widowControl/>
       </w:pPr>
       <w:r>
         <w:rPr>
-          <w:rFonts w:ascii="Calibri" w:hAnsi="Calibri" w:eastAsia="Calibri"/>
-          <w:b/>
-          <w:i w:val="0"/>
-          <w:color w:val="004E8C"/>
-          <w:sz w:val="24"/>
+          <w:sz w:val="20"/>
         </w:rPr>
-        <w:t>C. Мекемелердин материалдары жана энциклопедиялык булактар</w:t>
+        <w:t>Уюмдардын жана энциклопедиялардын материалдары</w:t>
       </w:r>
     </w:p>
     <w:p>
       <w:pPr>
-        <w:spacing w:after="80"/>
-        <w:ind w:left="360"/>
+        <w:widowControl/>
       </w:pPr>
       <w:r>
         <w:rPr>
-          <w:rFonts w:ascii="Calibri" w:hAnsi="Calibri" w:eastAsia="Calibri"/>
-          <w:b w:val="0"/>
-          <w:i w:val="0"/>
-          <w:sz w:val="22"/>
+          <w:sz w:val="20"/>
         </w:rPr>
-        <w:t>1. Encyclopaedia Britannica. «Ооз аркылуу регидратациялоо терапиясы».</w:t>
-      </w:r>
-      <w:r>
-        <w:rPr>
-          <w:rFonts w:ascii="Calibri" w:hAnsi="Calibri" w:eastAsia="Calibri"/>
-          <w:b w:val="0"/>
-          <w:i w:val="0"/>
-          <w:sz w:val="22"/>
-        </w:rPr>
-        <w:t xml:space="preserve"> </w:t>
+        <w:t xml:space="preserve">1. Encyclopaedia Britannica. 'Oral rehydration therapy.' </w:t>
       </w:r>
       <w:hyperlink r:id="rId9">
         <w:r>
           <w:rPr>
-            <w:rFonts w:ascii="Calibri" w:hAnsi="Calibri" w:eastAsia="Calibri"/>
-            <w:b w:val="0"/>
-            <w:i w:val="0"/>
-            <w:sz w:val="22"/>
-            <w:color w:val="0563C1"/>
-            <w:u w:val="single"/>
+            <w:sz w:val="20"/>
           </w:rPr>
           <w:t>https://www.britannica.com/science/oral-rehydration-therapy</w:t>
         </w:r>
       </w:hyperlink>
+      <w:r>
+        <w:rPr>
+          <w:sz w:val="20"/>
+        </w:rPr>
+      </w:r>
     </w:p>
     <w:p>
       <w:pPr>
-        <w:spacing w:after="80"/>
-        <w:ind w:left="360"/>
+        <w:widowControl/>
       </w:pPr>
       <w:r>
         <w:rPr>
-          <w:rFonts w:ascii="Calibri" w:hAnsi="Calibri" w:eastAsia="Calibri"/>
-          <w:b w:val="0"/>
-          <w:i w:val="0"/>
-          <w:sz w:val="22"/>
+          <w:sz w:val="20"/>
         </w:rPr>
-        <w:t>2. World Health Organization. Ич өткөк оорулары боюнча маалымат баракчасы.</w:t>
-      </w:r>
-      <w:r>
-        <w:rPr>
-          <w:rFonts w:ascii="Calibri" w:hAnsi="Calibri" w:eastAsia="Calibri"/>
-          <w:b w:val="0"/>
-          <w:i w:val="0"/>
-          <w:sz w:val="22"/>
-        </w:rPr>
-        <w:t xml:space="preserve"> </w:t>
+        <w:t xml:space="preserve">2. World Health Organization. Diarrhoeal disease fact sheet. </w:t>
       </w:r>
       <w:hyperlink r:id="rId10">
         <w:r>
           <w:rPr>
-            <w:rFonts w:ascii="Calibri" w:hAnsi="Calibri" w:eastAsia="Calibri"/>
-            <w:b w:val="0"/>
-            <w:i w:val="0"/>
-            <w:sz w:val="22"/>
-            <w:color w:val="0563C1"/>
-            <w:u w:val="single"/>
+            <w:sz w:val="20"/>
           </w:rPr>
           <w:t>https://www.who.int/news-room/fact-sheets/detail/diarrhoeal-disease</w:t>
         </w:r>
       </w:hyperlink>
-    </w:p>
-    <w:p>
-      <w:pPr>
-        <w:keepNext/>
-        <w:spacing w:before="240" w:after="120"/>
-      </w:pPr>
       <w:r>
         <w:rPr>
-          <w:rFonts w:ascii="Calibri" w:hAnsi="Calibri" w:eastAsia="Calibri"/>
-          <w:b/>
-          <w:i w:val="0"/>
-          <w:color w:val="004E8C"/>
-          <w:sz w:val="24"/>
+          <w:sz w:val="20"/>
         </w:rPr>
-        <w:t>D. Музейлердин, архивдердин жана китепканалардын материалдары</w:t>
       </w:r>
     </w:p>
     <w:p>
       <w:pPr>
-        <w:spacing w:after="80"/>
-        <w:ind w:left="360"/>
+        <w:pStyle w:val="Heading2"/>
+        <w:widowControl/>
       </w:pPr>
       <w:r>
         <w:rPr>
-          <w:rFonts w:ascii="Calibri" w:hAnsi="Calibri" w:eastAsia="Calibri"/>
-          <w:b w:val="0"/>
-          <w:i w:val="0"/>
-          <w:sz w:val="22"/>
+          <w:sz w:val="20"/>
         </w:rPr>
-        <w:t>1. UNICEF. Ич өткөк жана ооз аркылуу регидратациялоо программасы боюнча материалдар.</w:t>
+        <w:t>Музейлердин, архивдердин жана китепканалардын материалдары</w:t>
       </w:r>
+    </w:p>
+    <w:p>
+      <w:pPr>
+        <w:widowControl/>
+      </w:pPr>
       <w:r>
         <w:rPr>
-          <w:rFonts w:ascii="Calibri" w:hAnsi="Calibri" w:eastAsia="Calibri"/>
-          <w:b w:val="0"/>
-          <w:i w:val="0"/>
-          <w:sz w:val="22"/>
+          <w:sz w:val="20"/>
         </w:rPr>
-        <w:t xml:space="preserve"> </w:t>
+        <w:t xml:space="preserve">1. UNICEF. Diarrhoea and oral rehydration programme resources. </w:t>
       </w:r>
       <w:hyperlink r:id="rId11">
         <w:r>
           <w:rPr>
-            <w:rFonts w:ascii="Calibri" w:hAnsi="Calibri" w:eastAsia="Calibri"/>
-            <w:b w:val="0"/>
-            <w:i w:val="0"/>
-            <w:sz w:val="22"/>
-            <w:color w:val="0563C1"/>
-            <w:u w:val="single"/>
+            <w:sz w:val="20"/>
           </w:rPr>
           <w:t>https://www.unicef.org/topics/diarrhoea</w:t>
         </w:r>
       </w:hyperlink>
-    </w:p>
-    <w:p>
-      <w:pPr>
-        <w:keepNext/>
-        <w:spacing w:before="240" w:after="120"/>
-      </w:pPr>
       <w:r>
         <w:rPr>
-          <w:rFonts w:ascii="Calibri" w:hAnsi="Calibri" w:eastAsia="Calibri"/>
-          <w:b/>
-          <w:i w:val="0"/>
-          <w:color w:val="004E8C"/>
-          <w:sz w:val="24"/>
+          <w:sz w:val="20"/>
         </w:rPr>
-        <w:t>J. Басма сөз, илимий-популярдуу жана жалпы маалымат булактары</w:t>
       </w:r>
     </w:p>
     <w:p>
       <w:pPr>
-        <w:spacing w:after="80"/>
-        <w:ind w:left="360"/>
+        <w:pStyle w:val="Heading2"/>
+        <w:widowControl/>
       </w:pPr>
       <w:r>
         <w:rPr>
-          <w:rFonts w:ascii="Calibri" w:hAnsi="Calibri" w:eastAsia="Calibri"/>
-          <w:b w:val="0"/>
-          <w:i w:val="0"/>
-          <w:sz w:val="22"/>
+          <w:sz w:val="20"/>
         </w:rPr>
-        <w:t>1. Smithsonian Magazine. «Жөнөкөй туз-кант эритмеси миллиондогон өмүрдү кантип сактады».</w:t>
+        <w:t>Басма сөз, илимий-популярдуу жана маалымдама материалдар</w:t>
       </w:r>
+    </w:p>
+    <w:p>
+      <w:pPr>
+        <w:widowControl/>
+      </w:pPr>
       <w:r>
         <w:rPr>
-          <w:rFonts w:ascii="Calibri" w:hAnsi="Calibri" w:eastAsia="Calibri"/>
-          <w:b w:val="0"/>
-          <w:i w:val="0"/>
-          <w:sz w:val="22"/>
+          <w:sz w:val="20"/>
         </w:rPr>
-        <w:t xml:space="preserve"> </w:t>
+        <w:t xml:space="preserve">1. Smithsonian Magazine. 'How a Simple Salt-and-Sugar Solution Saved Millions of Lives.' </w:t>
       </w:r>
       <w:hyperlink r:id="rId12">
         <w:r>
           <w:rPr>
-            <w:rFonts w:ascii="Calibri" w:hAnsi="Calibri" w:eastAsia="Calibri"/>
-            <w:b w:val="0"/>
-            <w:i w:val="0"/>
-            <w:sz w:val="22"/>
-            <w:color w:val="0563C1"/>
-            <w:u w:val="single"/>
+            <w:sz w:val="20"/>
           </w:rPr>
           <w:t>https://www.smithsonianmag.com/science-nature/simple-salt-sugar-solution-saved-millions-lives-180963294/</w:t>
         </w:r>
       </w:hyperlink>
+      <w:r>
+        <w:rPr>
+          <w:sz w:val="20"/>
+        </w:rPr>
+      </w:r>
     </w:p>
     <w:sectPr>
-      <w:pgSz w:w="12240" w:h="15840"/>
-      <w:pgMar w:top="1296" w:right="1440" w:bottom="1296" w:left="1440" w:header="720" w:footer="720" w:gutter="0"/>
+      <w:footerReference w:type="default" r:id="rId13"/>
+      <w:pgSz w:w="11906" w:h="16838"/>
+      <w:pgMar w:top="1020" w:right="1134" w:bottom="1020" w:left="1134" w:header="720" w:footer="720" w:gutter="0"/>
       <w:cols w:space="720"/>
       <w:docGrid w:linePitch="360"/>
     </w:sectPr>
   </w:body>
 </w:document>
+</file>
+
+<file path=word/footer1.xml><?xml version="1.0" encoding="utf-8"?>
+<w:ftr xmlns:m="http://schemas.openxmlformats.org/officeDocument/2006/math" xmlns:mc="http://schemas.openxmlformats.org/markup-compatibility/2006" xmlns:mo="http://schemas.microsoft.com/office/mac/office/2008/main" xmlns:mv="urn:schemas-microsoft-com:mac:vml" xmlns:o="urn:schemas-microsoft-com:office:office" xmlns:r="http://schemas.openxmlformats.org/officeDocument/2006/relationships" xmlns:v="urn:schemas-microsoft-com:vml" xmlns:w10="urn:schemas-microsoft-com:office:word" xmlns:w14="http://schemas.microsoft.com/office/word/2010/wordml" xmlns:w="http://schemas.openxmlformats.org/wordprocessingml/2006/main" xmlns:wne="http://schemas.microsoft.com/office/word/2006/wordml" xmlns:wp14="http://schemas.microsoft.com/office/word/2010/wordprocessingDrawing" xmlns:wp="http://schemas.openxmlformats.org/drawingml/2006/wordprocessingDrawing" xmlns:wpc="http://schemas.microsoft.com/office/word/2010/wordprocessingCanvas" xmlns:wpg="http://schemas.microsoft.com/office/word/2010/wordprocessingGroup" xmlns:wpi="http://schemas.microsoft.com/office/word/2010/wordprocessingInk" xmlns:wps="http://schemas.microsoft.com/office/word/2010/wordprocessingShape" mc:Ignorable="w14 wp14">
+  <w:p>
+    <w:pPr>
+      <w:pStyle w:val="Footer"/>
+      <w:jc w:val="right"/>
+    </w:pPr>
+    <w:fldSimple w:instr="PAGE"/>
+  </w:p>
+</w:ftr>
 </file>
 
 <file path=word/numbering.xml><?xml version="1.0" encoding="utf-8"?>
@@ -788,7 +594,7 @@
   <w:docDefaults>
     <w:rPrDefault>
       <w:rPr>
-        <w:rFonts w:asciiTheme="minorHAnsi" w:eastAsiaTheme="minorEastAsia" w:hAnsiTheme="minorHAnsi" w:cstheme="minorBidi"/>
+        <w:rFonts/>
         <w:sz w:val="22"/>
         <w:szCs w:val="22"/>
         <w:lang w:val="en-US" w:eastAsia="en-US" w:bidi="ar-SA"/>
@@ -943,6 +749,15 @@
     <w:name w:val="Normal"/>
     <w:qFormat/>
     <w:rsid w:val="00FC693F"/>
+    <w:pPr>
+      <w:spacing w:after="120" w:line="259" w:lineRule="auto"/>
+    </w:pPr>
+    <w:rPr>
+      <w:rFonts w:ascii="Times New Roman" w:hAnsi="Times New Roman"/>
+      <w:color w:val="000000"/>
+      <w:sz w:val="24"/>
+      <w:lang w:val="ky-KG"/>
+    </w:rPr>
   </w:style>
   <w:style w:type="paragraph" w:styleId="Header">
     <w:name w:val="header"/>
@@ -999,16 +814,17 @@
     <w:pPr>
       <w:keepNext/>
       <w:keepLines/>
-      <w:spacing w:before="480" w:after="0"/>
+      <w:spacing w:before="480" w:after="120" w:line="259" w:lineRule="auto"/>
       <w:outlineLvl w:val="0"/>
     </w:pPr>
     <w:rPr>
-      <w:rFonts w:asciiTheme="majorHAnsi" w:eastAsiaTheme="majorEastAsia" w:hAnsiTheme="majorHAnsi" w:cstheme="majorBidi"/>
+      <w:rFonts w:ascii="Times New Roman" w:hAnsi="Times New Roman"/>
       <w:b/>
       <w:bCs/>
-      <w:color w:val="365F91" w:themeColor="accent1" w:themeShade="BF"/>
-      <w:sz w:val="28"/>
+      <w:color w:val="000000"/>
+      <w:sz w:val="26"/>
       <w:szCs w:val="28"/>
+      <w:lang w:val="ky-KG"/>
     </w:rPr>
   </w:style>
   <w:style w:type="paragraph" w:styleId="Heading2">
@@ -1023,16 +839,17 @@
     <w:pPr>
       <w:keepNext/>
       <w:keepLines/>
-      <w:spacing w:before="200" w:after="0"/>
+      <w:spacing w:before="200" w:after="120" w:line="259" w:lineRule="auto"/>
       <w:outlineLvl w:val="1"/>
     </w:pPr>
     <w:rPr>
-      <w:rFonts w:asciiTheme="majorHAnsi" w:eastAsiaTheme="majorEastAsia" w:hAnsiTheme="majorHAnsi" w:cstheme="majorBidi"/>
+      <w:rFonts w:ascii="Times New Roman" w:hAnsi="Times New Roman"/>
       <w:b/>
       <w:bCs/>
-      <w:color w:val="4F81BD" w:themeColor="accent1"/>
+      <w:color w:val="000000"/>
       <w:sz w:val="26"/>
       <w:szCs w:val="26"/>
+      <w:lang w:val="ky-KG"/>
     </w:rPr>
   </w:style>
   <w:style w:type="paragraph" w:styleId="Heading3">
@@ -1051,7 +868,7 @@
       <w:outlineLvl w:val="2"/>
     </w:pPr>
     <w:rPr>
-      <w:rFonts w:asciiTheme="majorHAnsi" w:eastAsiaTheme="majorEastAsia" w:hAnsiTheme="majorHAnsi" w:cstheme="majorBidi"/>
+      <w:rFonts/>
       <w:b/>
       <w:bCs/>
       <w:color w:val="4F81BD" w:themeColor="accent1"/>
@@ -1074,7 +891,7 @@
       <w:outlineLvl w:val="3"/>
     </w:pPr>
     <w:rPr>
-      <w:rFonts w:asciiTheme="majorHAnsi" w:eastAsiaTheme="majorEastAsia" w:hAnsiTheme="majorHAnsi" w:cstheme="majorBidi"/>
+      <w:rFonts/>
       <w:b/>
       <w:bCs/>
       <w:i/>
@@ -1099,7 +916,7 @@
       <w:outlineLvl w:val="4"/>
     </w:pPr>
     <w:rPr>
-      <w:rFonts w:asciiTheme="majorHAnsi" w:eastAsiaTheme="majorEastAsia" w:hAnsiTheme="majorHAnsi" w:cstheme="majorBidi"/>
+      <w:rFonts/>
       <w:color w:val="243F60" w:themeColor="accent1" w:themeShade="7F"/>
     </w:rPr>
   </w:style>
@@ -1120,7 +937,7 @@
       <w:outlineLvl w:val="5"/>
     </w:pPr>
     <w:rPr>
-      <w:rFonts w:asciiTheme="majorHAnsi" w:eastAsiaTheme="majorEastAsia" w:hAnsiTheme="majorHAnsi" w:cstheme="majorBidi"/>
+      <w:rFonts/>
       <w:i/>
       <w:iCs/>
       <w:color w:val="243F60" w:themeColor="accent1" w:themeShade="7F"/>
@@ -1143,7 +960,7 @@
       <w:outlineLvl w:val="6"/>
     </w:pPr>
     <w:rPr>
-      <w:rFonts w:asciiTheme="majorHAnsi" w:eastAsiaTheme="majorEastAsia" w:hAnsiTheme="majorHAnsi" w:cstheme="majorBidi"/>
+      <w:rFonts/>
       <w:i/>
       <w:iCs/>
       <w:color w:val="404040" w:themeColor="text1" w:themeTint="BF"/>
@@ -1166,7 +983,7 @@
       <w:outlineLvl w:val="7"/>
     </w:pPr>
     <w:rPr>
-      <w:rFonts w:asciiTheme="majorHAnsi" w:eastAsiaTheme="majorEastAsia" w:hAnsiTheme="majorHAnsi" w:cstheme="majorBidi"/>
+      <w:rFonts/>
       <w:color w:val="4F81BD" w:themeColor="accent1"/>
       <w:sz w:val="20"/>
       <w:szCs w:val="20"/>
@@ -1189,7 +1006,7 @@
       <w:outlineLvl w:val="8"/>
     </w:pPr>
     <w:rPr>
-      <w:rFonts w:asciiTheme="majorHAnsi" w:eastAsiaTheme="majorEastAsia" w:hAnsiTheme="majorHAnsi" w:cstheme="majorBidi"/>
+      <w:rFonts/>
       <w:i/>
       <w:iCs/>
       <w:color w:val="404040" w:themeColor="text1" w:themeTint="BF"/>
@@ -1240,7 +1057,7 @@
     <w:uiPriority w:val="9"/>
     <w:rsid w:val="00FC693F"/>
     <w:rPr>
-      <w:rFonts w:asciiTheme="majorHAnsi" w:eastAsiaTheme="majorEastAsia" w:hAnsiTheme="majorHAnsi" w:cstheme="majorBidi"/>
+      <w:rFonts/>
       <w:b/>
       <w:bCs/>
       <w:color w:val="365F91" w:themeColor="accent1" w:themeShade="BF"/>
@@ -1255,7 +1072,7 @@
     <w:uiPriority w:val="9"/>
     <w:rsid w:val="00FC693F"/>
     <w:rPr>
-      <w:rFonts w:asciiTheme="majorHAnsi" w:eastAsiaTheme="majorEastAsia" w:hAnsiTheme="majorHAnsi" w:cstheme="majorBidi"/>
+      <w:rFonts/>
       <w:b/>
       <w:bCs/>
       <w:color w:val="4F81BD" w:themeColor="accent1"/>
@@ -1270,7 +1087,7 @@
     <w:uiPriority w:val="9"/>
     <w:rsid w:val="00FC693F"/>
     <w:rPr>
-      <w:rFonts w:asciiTheme="majorHAnsi" w:eastAsiaTheme="majorEastAsia" w:hAnsiTheme="majorHAnsi" w:cstheme="majorBidi"/>
+      <w:rFonts/>
       <w:b/>
       <w:bCs/>
       <w:color w:val="4F81BD" w:themeColor="accent1"/>
@@ -1285,19 +1102,17 @@
     <w:qFormat/>
     <w:rsid w:val="00FC693F"/>
     <w:pPr>
-      <w:pBdr>
-        <w:bottom w:val="single" w:sz="8" w:space="4" w:color="4F81BD" w:themeColor="accent1"/>
-      </w:pBdr>
-      <w:spacing w:after="300" w:line="240" w:lineRule="auto"/>
+      <w:spacing w:after="120" w:line="259" w:lineRule="auto"/>
       <w:contextualSpacing/>
     </w:pPr>
     <w:rPr>
-      <w:rFonts w:asciiTheme="majorHAnsi" w:eastAsiaTheme="majorEastAsia" w:hAnsiTheme="majorHAnsi" w:cstheme="majorBidi"/>
-      <w:color w:val="17365D" w:themeColor="text2" w:themeShade="BF"/>
+      <w:rFonts w:ascii="Times New Roman" w:hAnsi="Times New Roman"/>
+      <w:color w:val="000000"/>
       <w:spacing w:val="5"/>
       <w:kern w:val="28"/>
-      <w:sz w:val="52"/>
+      <w:sz w:val="40"/>
       <w:szCs w:val="52"/>
+      <w:lang w:val="ky-KG"/>
     </w:rPr>
   </w:style>
   <w:style w:type="character" w:customStyle="1" w:styleId="TitleChar">
@@ -1307,7 +1122,7 @@
     <w:uiPriority w:val="10"/>
     <w:rsid w:val="00FC693F"/>
     <w:rPr>
-      <w:rFonts w:asciiTheme="majorHAnsi" w:eastAsiaTheme="majorEastAsia" w:hAnsiTheme="majorHAnsi" w:cstheme="majorBidi"/>
+      <w:rFonts/>
       <w:color w:val="17365D" w:themeColor="text2" w:themeShade="BF"/>
       <w:spacing w:val="5"/>
       <w:kern w:val="28"/>
@@ -1329,7 +1144,7 @@
       </w:numPr>
     </w:pPr>
     <w:rPr>
-      <w:rFonts w:asciiTheme="majorHAnsi" w:eastAsiaTheme="majorEastAsia" w:hAnsiTheme="majorHAnsi" w:cstheme="majorBidi"/>
+      <w:rFonts/>
       <w:i/>
       <w:iCs/>
       <w:color w:val="4F81BD" w:themeColor="accent1"/>
@@ -1345,7 +1160,7 @@
     <w:uiPriority w:val="11"/>
     <w:rsid w:val="00FC693F"/>
     <w:rPr>
-      <w:rFonts w:asciiTheme="majorHAnsi" w:eastAsiaTheme="majorEastAsia" w:hAnsiTheme="majorHAnsi" w:cstheme="majorBidi"/>
+      <w:rFonts/>
       <w:i/>
       <w:iCs/>
       <w:color w:val="4F81BD" w:themeColor="accent1"/>
@@ -1470,8 +1285,15 @@
       <w:numPr>
         <w:numId w:val="1"/>
       </w:numPr>
+      <w:spacing w:after="120" w:line="259" w:lineRule="auto"/>
       <w:contextualSpacing/>
     </w:pPr>
+    <w:rPr>
+      <w:rFonts w:ascii="Times New Roman" w:hAnsi="Times New Roman"/>
+      <w:color w:val="000000"/>
+      <w:sz w:val="24"/>
+      <w:lang w:val="ky-KG"/>
+    </w:rPr>
   </w:style>
   <w:style w:type="paragraph" w:styleId="ListBullet2">
     <w:name w:val="List Bullet 2"/>
@@ -1643,7 +1465,7 @@
     <w:semiHidden/>
     <w:rsid w:val="00FC693F"/>
     <w:rPr>
-      <w:rFonts w:asciiTheme="majorHAnsi" w:eastAsiaTheme="majorEastAsia" w:hAnsiTheme="majorHAnsi" w:cstheme="majorBidi"/>
+      <w:rFonts/>
       <w:b/>
       <w:bCs/>
       <w:i/>
@@ -1659,7 +1481,7 @@
     <w:semiHidden/>
     <w:rsid w:val="00FC693F"/>
     <w:rPr>
-      <w:rFonts w:asciiTheme="majorHAnsi" w:eastAsiaTheme="majorEastAsia" w:hAnsiTheme="majorHAnsi" w:cstheme="majorBidi"/>
+      <w:rFonts/>
       <w:color w:val="243F60" w:themeColor="accent1" w:themeShade="7F"/>
     </w:rPr>
   </w:style>
@@ -1671,7 +1493,7 @@
     <w:semiHidden/>
     <w:rsid w:val="00FC693F"/>
     <w:rPr>
-      <w:rFonts w:asciiTheme="majorHAnsi" w:eastAsiaTheme="majorEastAsia" w:hAnsiTheme="majorHAnsi" w:cstheme="majorBidi"/>
+      <w:rFonts/>
       <w:i/>
       <w:iCs/>
       <w:color w:val="243F60" w:themeColor="accent1" w:themeShade="7F"/>
@@ -1685,7 +1507,7 @@
     <w:semiHidden/>
     <w:rsid w:val="00FC693F"/>
     <w:rPr>
-      <w:rFonts w:asciiTheme="majorHAnsi" w:eastAsiaTheme="majorEastAsia" w:hAnsiTheme="majorHAnsi" w:cstheme="majorBidi"/>
+      <w:rFonts/>
       <w:i/>
       <w:iCs/>
       <w:color w:val="404040" w:themeColor="text1" w:themeTint="BF"/>
@@ -1699,7 +1521,7 @@
     <w:semiHidden/>
     <w:rsid w:val="00FC693F"/>
     <w:rPr>
-      <w:rFonts w:asciiTheme="majorHAnsi" w:eastAsiaTheme="majorEastAsia" w:hAnsiTheme="majorHAnsi" w:cstheme="majorBidi"/>
+      <w:rFonts/>
       <w:color w:val="4F81BD" w:themeColor="accent1"/>
       <w:sz w:val="20"/>
       <w:szCs w:val="20"/>
@@ -1713,7 +1535,7 @@
     <w:semiHidden/>
     <w:rsid w:val="00FC693F"/>
     <w:rPr>
-      <w:rFonts w:asciiTheme="majorHAnsi" w:eastAsiaTheme="majorEastAsia" w:hAnsiTheme="majorHAnsi" w:cstheme="majorBidi"/>
+      <w:rFonts/>
       <w:i/>
       <w:iCs/>
       <w:color w:val="404040" w:themeColor="text1" w:themeTint="BF"/>
@@ -1772,9 +1594,6 @@
     <w:qFormat/>
     <w:rsid w:val="00FC693F"/>
     <w:pPr>
-      <w:pBdr>
-        <w:bottom w:val="single" w:sz="4" w:space="4" w:color="4F81BD" w:themeColor="accent1"/>
-      </w:pBdr>
       <w:spacing w:before="200" w:after="280"/>
       <w:ind w:left="936" w:right="936"/>
     </w:pPr>
@@ -3302,7 +3121,7 @@
         <w:spacing w:before="0" w:after="0" w:line="240" w:lineRule="auto"/>
       </w:pPr>
       <w:rPr>
-        <w:rFonts w:asciiTheme="majorHAnsi" w:eastAsiaTheme="majorEastAsia" w:hAnsiTheme="majorHAnsi" w:cstheme="majorBidi"/>
+        <w:rFonts/>
         <w:b/>
         <w:bCs/>
       </w:rPr>
@@ -3323,7 +3142,7 @@
         <w:spacing w:before="0" w:after="0" w:line="240" w:lineRule="auto"/>
       </w:pPr>
       <w:rPr>
-        <w:rFonts w:asciiTheme="majorHAnsi" w:eastAsiaTheme="majorEastAsia" w:hAnsiTheme="majorHAnsi" w:cstheme="majorBidi"/>
+        <w:rFonts/>
         <w:b/>
         <w:bCs/>
       </w:rPr>
@@ -3341,14 +3160,14 @@
     </w:tblStylePr>
     <w:tblStylePr w:type="firstCol">
       <w:rPr>
-        <w:rFonts w:asciiTheme="majorHAnsi" w:eastAsiaTheme="majorEastAsia" w:hAnsiTheme="majorHAnsi" w:cstheme="majorBidi"/>
+        <w:rFonts/>
         <w:b/>
         <w:bCs/>
       </w:rPr>
     </w:tblStylePr>
     <w:tblStylePr w:type="lastCol">
       <w:rPr>
-        <w:rFonts w:asciiTheme="majorHAnsi" w:eastAsiaTheme="majorEastAsia" w:hAnsiTheme="majorHAnsi" w:cstheme="majorBidi"/>
+        <w:rFonts/>
         <w:b/>
         <w:bCs/>
       </w:rPr>
@@ -3432,7 +3251,7 @@
         <w:spacing w:before="0" w:after="0" w:line="240" w:lineRule="auto"/>
       </w:pPr>
       <w:rPr>
-        <w:rFonts w:asciiTheme="majorHAnsi" w:eastAsiaTheme="majorEastAsia" w:hAnsiTheme="majorHAnsi" w:cstheme="majorBidi"/>
+        <w:rFonts/>
         <w:b/>
         <w:bCs/>
       </w:rPr>
@@ -3453,7 +3272,7 @@
         <w:spacing w:before="0" w:after="0" w:line="240" w:lineRule="auto"/>
       </w:pPr>
       <w:rPr>
-        <w:rFonts w:asciiTheme="majorHAnsi" w:eastAsiaTheme="majorEastAsia" w:hAnsiTheme="majorHAnsi" w:cstheme="majorBidi"/>
+        <w:rFonts/>
         <w:b/>
         <w:bCs/>
       </w:rPr>
@@ -3471,14 +3290,14 @@
     </w:tblStylePr>
     <w:tblStylePr w:type="firstCol">
       <w:rPr>
-        <w:rFonts w:asciiTheme="majorHAnsi" w:eastAsiaTheme="majorEastAsia" w:hAnsiTheme="majorHAnsi" w:cstheme="majorBidi"/>
+        <w:rFonts/>
         <w:b/>
         <w:bCs/>
       </w:rPr>
     </w:tblStylePr>
     <w:tblStylePr w:type="lastCol">
       <w:rPr>
-        <w:rFonts w:asciiTheme="majorHAnsi" w:eastAsiaTheme="majorEastAsia" w:hAnsiTheme="majorHAnsi" w:cstheme="majorBidi"/>
+        <w:rFonts/>
         <w:b/>
         <w:bCs/>
       </w:rPr>
@@ -3562,7 +3381,7 @@
         <w:spacing w:before="0" w:after="0" w:line="240" w:lineRule="auto"/>
       </w:pPr>
       <w:rPr>
-        <w:rFonts w:asciiTheme="majorHAnsi" w:eastAsiaTheme="majorEastAsia" w:hAnsiTheme="majorHAnsi" w:cstheme="majorBidi"/>
+        <w:rFonts/>
         <w:b/>
         <w:bCs/>
       </w:rPr>
@@ -3583,7 +3402,7 @@
         <w:spacing w:before="0" w:after="0" w:line="240" w:lineRule="auto"/>
       </w:pPr>
       <w:rPr>
-        <w:rFonts w:asciiTheme="majorHAnsi" w:eastAsiaTheme="majorEastAsia" w:hAnsiTheme="majorHAnsi" w:cstheme="majorBidi"/>
+        <w:rFonts/>
         <w:b/>
         <w:bCs/>
       </w:rPr>
@@ -3601,14 +3420,14 @@
     </w:tblStylePr>
     <w:tblStylePr w:type="firstCol">
       <w:rPr>
-        <w:rFonts w:asciiTheme="majorHAnsi" w:eastAsiaTheme="majorEastAsia" w:hAnsiTheme="majorHAnsi" w:cstheme="majorBidi"/>
+        <w:rFonts/>
         <w:b/>
         <w:bCs/>
       </w:rPr>
     </w:tblStylePr>
     <w:tblStylePr w:type="lastCol">
       <w:rPr>
-        <w:rFonts w:asciiTheme="majorHAnsi" w:eastAsiaTheme="majorEastAsia" w:hAnsiTheme="majorHAnsi" w:cstheme="majorBidi"/>
+        <w:rFonts/>
         <w:b/>
         <w:bCs/>
       </w:rPr>
@@ -3692,7 +3511,7 @@
         <w:spacing w:before="0" w:after="0" w:line="240" w:lineRule="auto"/>
       </w:pPr>
       <w:rPr>
-        <w:rFonts w:asciiTheme="majorHAnsi" w:eastAsiaTheme="majorEastAsia" w:hAnsiTheme="majorHAnsi" w:cstheme="majorBidi"/>
+        <w:rFonts/>
         <w:b/>
         <w:bCs/>
       </w:rPr>
@@ -3713,7 +3532,7 @@
         <w:spacing w:before="0" w:after="0" w:line="240" w:lineRule="auto"/>
       </w:pPr>
       <w:rPr>
-        <w:rFonts w:asciiTheme="majorHAnsi" w:eastAsiaTheme="majorEastAsia" w:hAnsiTheme="majorHAnsi" w:cstheme="majorBidi"/>
+        <w:rFonts/>
         <w:b/>
         <w:bCs/>
       </w:rPr>
@@ -3731,14 +3550,14 @@
     </w:tblStylePr>
     <w:tblStylePr w:type="firstCol">
       <w:rPr>
-        <w:rFonts w:asciiTheme="majorHAnsi" w:eastAsiaTheme="majorEastAsia" w:hAnsiTheme="majorHAnsi" w:cstheme="majorBidi"/>
+        <w:rFonts/>
         <w:b/>
         <w:bCs/>
       </w:rPr>
     </w:tblStylePr>
     <w:tblStylePr w:type="lastCol">
       <w:rPr>
-        <w:rFonts w:asciiTheme="majorHAnsi" w:eastAsiaTheme="majorEastAsia" w:hAnsiTheme="majorHAnsi" w:cstheme="majorBidi"/>
+        <w:rFonts/>
         <w:b/>
         <w:bCs/>
       </w:rPr>
@@ -3822,7 +3641,7 @@
         <w:spacing w:before="0" w:after="0" w:line="240" w:lineRule="auto"/>
       </w:pPr>
       <w:rPr>
-        <w:rFonts w:asciiTheme="majorHAnsi" w:eastAsiaTheme="majorEastAsia" w:hAnsiTheme="majorHAnsi" w:cstheme="majorBidi"/>
+        <w:rFonts/>
         <w:b/>
         <w:bCs/>
       </w:rPr>
@@ -3843,7 +3662,7 @@
         <w:spacing w:before="0" w:after="0" w:line="240" w:lineRule="auto"/>
       </w:pPr>
       <w:rPr>
-        <w:rFonts w:asciiTheme="majorHAnsi" w:eastAsiaTheme="majorEastAsia" w:hAnsiTheme="majorHAnsi" w:cstheme="majorBidi"/>
+        <w:rFonts/>
         <w:b/>
         <w:bCs/>
       </w:rPr>
@@ -3861,14 +3680,14 @@
     </w:tblStylePr>
     <w:tblStylePr w:type="firstCol">
       <w:rPr>
-        <w:rFonts w:asciiTheme="majorHAnsi" w:eastAsiaTheme="majorEastAsia" w:hAnsiTheme="majorHAnsi" w:cstheme="majorBidi"/>
+        <w:rFonts/>
         <w:b/>
         <w:bCs/>
       </w:rPr>
     </w:tblStylePr>
     <w:tblStylePr w:type="lastCol">
       <w:rPr>
-        <w:rFonts w:asciiTheme="majorHAnsi" w:eastAsiaTheme="majorEastAsia" w:hAnsiTheme="majorHAnsi" w:cstheme="majorBidi"/>
+        <w:rFonts/>
         <w:b/>
         <w:bCs/>
       </w:rPr>
@@ -3952,7 +3771,7 @@
         <w:spacing w:before="0" w:after="0" w:line="240" w:lineRule="auto"/>
       </w:pPr>
       <w:rPr>
-        <w:rFonts w:asciiTheme="majorHAnsi" w:eastAsiaTheme="majorEastAsia" w:hAnsiTheme="majorHAnsi" w:cstheme="majorBidi"/>
+        <w:rFonts/>
         <w:b/>
         <w:bCs/>
       </w:rPr>
@@ -3973,7 +3792,7 @@
         <w:spacing w:before="0" w:after="0" w:line="240" w:lineRule="auto"/>
       </w:pPr>
       <w:rPr>
-        <w:rFonts w:asciiTheme="majorHAnsi" w:eastAsiaTheme="majorEastAsia" w:hAnsiTheme="majorHAnsi" w:cstheme="majorBidi"/>
+        <w:rFonts/>
         <w:b/>
         <w:bCs/>
       </w:rPr>
@@ -3991,14 +3810,14 @@
     </w:tblStylePr>
     <w:tblStylePr w:type="firstCol">
       <w:rPr>
-        <w:rFonts w:asciiTheme="majorHAnsi" w:eastAsiaTheme="majorEastAsia" w:hAnsiTheme="majorHAnsi" w:cstheme="majorBidi"/>
+        <w:rFonts/>
         <w:b/>
         <w:bCs/>
       </w:rPr>
     </w:tblStylePr>
     <w:tblStylePr w:type="lastCol">
       <w:rPr>
-        <w:rFonts w:asciiTheme="majorHAnsi" w:eastAsiaTheme="majorEastAsia" w:hAnsiTheme="majorHAnsi" w:cstheme="majorBidi"/>
+        <w:rFonts/>
         <w:b/>
         <w:bCs/>
       </w:rPr>
@@ -4082,7 +3901,7 @@
         <w:spacing w:before="0" w:after="0" w:line="240" w:lineRule="auto"/>
       </w:pPr>
       <w:rPr>
-        <w:rFonts w:asciiTheme="majorHAnsi" w:eastAsiaTheme="majorEastAsia" w:hAnsiTheme="majorHAnsi" w:cstheme="majorBidi"/>
+        <w:rFonts/>
         <w:b/>
         <w:bCs/>
       </w:rPr>
@@ -4103,7 +3922,7 @@
         <w:spacing w:before="0" w:after="0" w:line="240" w:lineRule="auto"/>
       </w:pPr>
       <w:rPr>
-        <w:rFonts w:asciiTheme="majorHAnsi" w:eastAsiaTheme="majorEastAsia" w:hAnsiTheme="majorHAnsi" w:cstheme="majorBidi"/>
+        <w:rFonts/>
         <w:b/>
         <w:bCs/>
       </w:rPr>
@@ -4121,14 +3940,14 @@
     </w:tblStylePr>
     <w:tblStylePr w:type="firstCol">
       <w:rPr>
-        <w:rFonts w:asciiTheme="majorHAnsi" w:eastAsiaTheme="majorEastAsia" w:hAnsiTheme="majorHAnsi" w:cstheme="majorBidi"/>
+        <w:rFonts/>
         <w:b/>
         <w:bCs/>
       </w:rPr>
     </w:tblStylePr>
     <w:tblStylePr w:type="lastCol">
       <w:rPr>
-        <w:rFonts w:asciiTheme="majorHAnsi" w:eastAsiaTheme="majorEastAsia" w:hAnsiTheme="majorHAnsi" w:cstheme="majorBidi"/>
+        <w:rFonts/>
         <w:b/>
         <w:bCs/>
       </w:rPr>
@@ -5993,7 +5812,7 @@
     </w:tblPr>
     <w:tblStylePr w:type="firstRow">
       <w:rPr>
-        <w:rFonts w:asciiTheme="majorHAnsi" w:eastAsiaTheme="majorEastAsia" w:hAnsiTheme="majorHAnsi" w:cstheme="majorBidi"/>
+        <w:rFonts/>
       </w:rPr>
       <w:tblPr/>
       <w:tcPr>
@@ -6077,7 +5896,7 @@
     </w:tblPr>
     <w:tblStylePr w:type="firstRow">
       <w:rPr>
-        <w:rFonts w:asciiTheme="majorHAnsi" w:eastAsiaTheme="majorEastAsia" w:hAnsiTheme="majorHAnsi" w:cstheme="majorBidi"/>
+        <w:rFonts/>
       </w:rPr>
       <w:tblPr/>
       <w:tcPr>
@@ -6161,7 +5980,7 @@
     </w:tblPr>
     <w:tblStylePr w:type="firstRow">
       <w:rPr>
-        <w:rFonts w:asciiTheme="majorHAnsi" w:eastAsiaTheme="majorEastAsia" w:hAnsiTheme="majorHAnsi" w:cstheme="majorBidi"/>
+        <w:rFonts/>
       </w:rPr>
       <w:tblPr/>
       <w:tcPr>
@@ -6245,7 +6064,7 @@
     </w:tblPr>
     <w:tblStylePr w:type="firstRow">
       <w:rPr>
-        <w:rFonts w:asciiTheme="majorHAnsi" w:eastAsiaTheme="majorEastAsia" w:hAnsiTheme="majorHAnsi" w:cstheme="majorBidi"/>
+        <w:rFonts/>
       </w:rPr>
       <w:tblPr/>
       <w:tcPr>
@@ -6329,7 +6148,7 @@
     </w:tblPr>
     <w:tblStylePr w:type="firstRow">
       <w:rPr>
-        <w:rFonts w:asciiTheme="majorHAnsi" w:eastAsiaTheme="majorEastAsia" w:hAnsiTheme="majorHAnsi" w:cstheme="majorBidi"/>
+        <w:rFonts/>
       </w:rPr>
       <w:tblPr/>
       <w:tcPr>
@@ -6413,7 +6232,7 @@
     </w:tblPr>
     <w:tblStylePr w:type="firstRow">
       <w:rPr>
-        <w:rFonts w:asciiTheme="majorHAnsi" w:eastAsiaTheme="majorEastAsia" w:hAnsiTheme="majorHAnsi" w:cstheme="majorBidi"/>
+        <w:rFonts/>
       </w:rPr>
       <w:tblPr/>
       <w:tcPr>
@@ -6497,7 +6316,7 @@
     </w:tblPr>
     <w:tblStylePr w:type="firstRow">
       <w:rPr>
-        <w:rFonts w:asciiTheme="majorHAnsi" w:eastAsiaTheme="majorEastAsia" w:hAnsiTheme="majorHAnsi" w:cstheme="majorBidi"/>
+        <w:rFonts/>
       </w:rPr>
       <w:tblPr/>
       <w:tcPr>
@@ -6562,7 +6381,7 @@
       <w:spacing w:after="0" w:line="240" w:lineRule="auto"/>
     </w:pPr>
     <w:rPr>
-      <w:rFonts w:asciiTheme="majorHAnsi" w:eastAsiaTheme="majorEastAsia" w:hAnsiTheme="majorHAnsi" w:cstheme="majorBidi"/>
+      <w:rFonts/>
       <w:color w:val="000000" w:themeColor="text1"/>
     </w:rPr>
     <w:tblPr>
@@ -6690,7 +6509,7 @@
       <w:spacing w:after="0" w:line="240" w:lineRule="auto"/>
     </w:pPr>
     <w:rPr>
-      <w:rFonts w:asciiTheme="majorHAnsi" w:eastAsiaTheme="majorEastAsia" w:hAnsiTheme="majorHAnsi" w:cstheme="majorBidi"/>
+      <w:rFonts/>
       <w:color w:val="000000" w:themeColor="text1"/>
     </w:rPr>
     <w:tblPr>
@@ -6818,7 +6637,7 @@
       <w:spacing w:after="0" w:line="240" w:lineRule="auto"/>
     </w:pPr>
     <w:rPr>
-      <w:rFonts w:asciiTheme="majorHAnsi" w:eastAsiaTheme="majorEastAsia" w:hAnsiTheme="majorHAnsi" w:cstheme="majorBidi"/>
+      <w:rFonts/>
       <w:color w:val="000000" w:themeColor="text1"/>
     </w:rPr>
     <w:tblPr>
@@ -6946,7 +6765,7 @@
       <w:spacing w:after="0" w:line="240" w:lineRule="auto"/>
     </w:pPr>
     <w:rPr>
-      <w:rFonts w:asciiTheme="majorHAnsi" w:eastAsiaTheme="majorEastAsia" w:hAnsiTheme="majorHAnsi" w:cstheme="majorBidi"/>
+      <w:rFonts/>
       <w:color w:val="000000" w:themeColor="text1"/>
     </w:rPr>
     <w:tblPr>
@@ -7074,7 +6893,7 @@
       <w:spacing w:after="0" w:line="240" w:lineRule="auto"/>
     </w:pPr>
     <w:rPr>
-      <w:rFonts w:asciiTheme="majorHAnsi" w:eastAsiaTheme="majorEastAsia" w:hAnsiTheme="majorHAnsi" w:cstheme="majorBidi"/>
+      <w:rFonts/>
       <w:color w:val="000000" w:themeColor="text1"/>
     </w:rPr>
     <w:tblPr>
@@ -7202,7 +7021,7 @@
       <w:spacing w:after="0" w:line="240" w:lineRule="auto"/>
     </w:pPr>
     <w:rPr>
-      <w:rFonts w:asciiTheme="majorHAnsi" w:eastAsiaTheme="majorEastAsia" w:hAnsiTheme="majorHAnsi" w:cstheme="majorBidi"/>
+      <w:rFonts/>
       <w:color w:val="000000" w:themeColor="text1"/>
     </w:rPr>
     <w:tblPr>
@@ -7330,7 +7149,7 @@
       <w:spacing w:after="0" w:line="240" w:lineRule="auto"/>
     </w:pPr>
     <w:rPr>
-      <w:rFonts w:asciiTheme="majorHAnsi" w:eastAsiaTheme="majorEastAsia" w:hAnsiTheme="majorHAnsi" w:cstheme="majorBidi"/>
+      <w:rFonts/>
       <w:color w:val="000000" w:themeColor="text1"/>
     </w:rPr>
     <w:tblPr>
@@ -7969,7 +7788,7 @@
       <w:spacing w:after="0" w:line="240" w:lineRule="auto"/>
     </w:pPr>
     <w:rPr>
-      <w:rFonts w:asciiTheme="majorHAnsi" w:eastAsiaTheme="majorEastAsia" w:hAnsiTheme="majorHAnsi" w:cstheme="majorBidi"/>
+      <w:rFonts/>
       <w:color w:val="000000" w:themeColor="text1"/>
     </w:rPr>
     <w:tblPr>
@@ -8094,7 +7913,7 @@
       <w:spacing w:after="0" w:line="240" w:lineRule="auto"/>
     </w:pPr>
     <w:rPr>
-      <w:rFonts w:asciiTheme="majorHAnsi" w:eastAsiaTheme="majorEastAsia" w:hAnsiTheme="majorHAnsi" w:cstheme="majorBidi"/>
+      <w:rFonts/>
       <w:color w:val="000000" w:themeColor="text1"/>
     </w:rPr>
     <w:tblPr>
@@ -8219,7 +8038,7 @@
       <w:spacing w:after="0" w:line="240" w:lineRule="auto"/>
     </w:pPr>
     <w:rPr>
-      <w:rFonts w:asciiTheme="majorHAnsi" w:eastAsiaTheme="majorEastAsia" w:hAnsiTheme="majorHAnsi" w:cstheme="majorBidi"/>
+      <w:rFonts/>
       <w:color w:val="000000" w:themeColor="text1"/>
     </w:rPr>
     <w:tblPr>
@@ -8344,7 +8163,7 @@
       <w:spacing w:after="0" w:line="240" w:lineRule="auto"/>
     </w:pPr>
     <w:rPr>
-      <w:rFonts w:asciiTheme="majorHAnsi" w:eastAsiaTheme="majorEastAsia" w:hAnsiTheme="majorHAnsi" w:cstheme="majorBidi"/>
+      <w:rFonts/>
       <w:color w:val="000000" w:themeColor="text1"/>
     </w:rPr>
     <w:tblPr>
@@ -8469,7 +8288,7 @@
       <w:spacing w:after="0" w:line="240" w:lineRule="auto"/>
     </w:pPr>
     <w:rPr>
-      <w:rFonts w:asciiTheme="majorHAnsi" w:eastAsiaTheme="majorEastAsia" w:hAnsiTheme="majorHAnsi" w:cstheme="majorBidi"/>
+      <w:rFonts/>
       <w:color w:val="000000" w:themeColor="text1"/>
     </w:rPr>
     <w:tblPr>
@@ -8594,7 +8413,7 @@
       <w:spacing w:after="0" w:line="240" w:lineRule="auto"/>
     </w:pPr>
     <w:rPr>
-      <w:rFonts w:asciiTheme="majorHAnsi" w:eastAsiaTheme="majorEastAsia" w:hAnsiTheme="majorHAnsi" w:cstheme="majorBidi"/>
+      <w:rFonts/>
       <w:color w:val="000000" w:themeColor="text1"/>
     </w:rPr>
     <w:tblPr>
@@ -8719,7 +8538,7 @@
       <w:spacing w:after="0" w:line="240" w:lineRule="auto"/>
     </w:pPr>
     <w:rPr>
-      <w:rFonts w:asciiTheme="majorHAnsi" w:eastAsiaTheme="majorEastAsia" w:hAnsiTheme="majorHAnsi" w:cstheme="majorBidi"/>
+      <w:rFonts/>
       <w:color w:val="000000" w:themeColor="text1"/>
     </w:rPr>
     <w:tblPr>
